--- a/docs/Monografia_Final_UAN_2026.docx
+++ b/docs/Monografia_Final_UAN_2026.docx
@@ -18617,7 +18617,7 @@
         <w:jc w:val="left"/>
       </w:pPr>
       <w:r>
-        <w:t>Identificación del producto de software para esta entrega: repositorio https://github.com/LuisDiaz2026/Family_Health_MF; revisión inmutable d46cd89fc9d955ca5cc548fa4c5d1a4bbfd18af4. La revisión incorpora correcciones documentales, scripts y evidencia de prueba posteriores a la base funcional 51cffda. La ejecución de Railway no expone públicamente el SHA del contenedor, por lo que no se afirma que su imagen en servicio coincida automáticamente con la última revisión del repositorio. La entrega formal del código se realiza mediante acceso al commit identificado, no mediante la URL de despliegue únicamente.</w:t>
+        <w:t>La distribución corregida de esta entrega procede del repositorio https://github.com/LuisDiaz2026/Family_Health_MF, con commit base inmutable d46cd89fc9d955ca5cc548fa4c5d1a4bbfd18af4. El ZIP adjunto contiene cambios localizados de software y documentación posteriores al commit base; hasta que se registren en GitHub no puede citarse dicho commit como identificador exacto del paquete corregido. El despliegue de Railway no publica el SHA de su contenedor y debe verificarse después del redeploy. El expediente aporta un manifiesto SHA-256 de los archivos distribuidos.</w:t>
       </w:r>
     </w:p>
     <w:p>
@@ -20026,7 +20026,7 @@
         <w:jc w:val="left"/>
       </w:pPr>
       <w:r>
-        <w:t>El producto de software se entrega a través del repositorio público del proyecto, fijado a una revisión inmutable. Este enlace permite descargar el código fuente completo sin depender de los cambios posteriores de la rama principal:</w:t>
+        <w:t>La entrega distingue la revisión base del código y la distribución documental. La revisión base de GitHub es identificable mediante su hash; el ZIP de software de esta entrega incorpora además correcciones puntuales de administración de reservas y seguridad de inicialización, descritas en el informe de auditoría y en el manifiesto de integridad. El ZIP actualizado no debe presentarse como idéntico al commit base hasta que los cambios sean registrados en GitHub.</w:t>
       </w:r>
     </w:p>
     <w:p>
@@ -20042,7 +20042,7 @@
         <w:jc w:val="left"/>
       </w:pPr>
       <w:r>
-        <w:t>Revisión de entrega: d46cd89fc9d955ca5cc548fa4c5d1a4bbfd18af4</w:t>
+        <w:t>Commit base de GitHub (anterior a los ajustes finales auditados): d46cd89fc9d955ca5cc548fa4c5d1a4bbfd18af4</w:t>
       </w:r>
     </w:p>
     <w:p>
@@ -20050,7 +20050,7 @@
         <w:jc w:val="left"/>
       </w:pPr>
       <w:r>
-        <w:t>Archivo ZIP del código en la revisión indicada: https://github.com/LuisDiaz2026/Family_Health_MF/archive/d46cd89fc9d955ca5cc548fa4c5d1a4bbfd18af4.zip</w:t>
+        <w:t>Archivo histórico de código correspondiente al commit base: https://github.com/LuisDiaz2026/Family_Health_MF/archive/d46cd89fc9d955ca5cc548fa4c5d1a4bbfd18af4.zip</w:t>
       </w:r>
     </w:p>
     <w:p>
@@ -20058,7 +20058,7 @@
         <w:jc w:val="left"/>
       </w:pPr>
       <w:r>
-        <w:t>Los resultados de las suites unitarias y de integración corresponden a la revisión registrada en sus archivos; la verificación funcional de cierre incluyó el commit 51cffda y las comprobaciones por roles fueron añadidas posteriormente. Entre la referencia funcional y la revisión de entrega se añadieron documentación, instrumentos y ajustes de la suite de humo, sin cambios en el núcleo de reservas o las vistas de cliente comprobadas en la comparación del historial. No se presenta este anexo como una nueva ejecución de pruebas sobre el SHA de entrega. Para instalar, reproducir y operar el software se remite al Manual Técnico FIS–UDCII–G05 entregado junto con el proyecto.</w:t>
+        <w:t>Las suites unitarias y de integración, así como las comprobaciones por perfiles, corresponden a los commits y entornos indicados en sus registros; no se ejecutaron de nuevo para los cambios localizados durante esta auditoría. El paquete correctivo se identifica por su manifiesto SHA-256 y requiere incorporación al repositorio, nuevo despliegue y una comprobación funcional de las acciones administrativas antes de certificar correspondencia entre aplicación publicada, código y documentación. Las mediciones históricas no se atribuyen a la revisión corregida.</w:t>
       </w:r>
     </w:p>
     <w:sectPr>
